--- a/Docs/IOLab - 「成龙」智慧实验室.docx
+++ b/Docs/IOLab - 「成龙」智慧实验室.docx
@@ -124,23 +124,7 @@
           <w:sz w:val="28"/>
           <w:szCs w:val="28"/>
         </w:rPr>
-        <w:t>实验平台，旨在让用户通过使用本方案进行自然科学实验，探究自然科学课题。</w:t>
-      </w:r>
-      <w:r>
-        <w:rPr>
-          <w:rFonts w:ascii="宋体" w:eastAsia="宋体" w:hAnsi="宋体" w:cs="宋体" w:hint="eastAsia"/>
-          <w:sz w:val="28"/>
-          <w:szCs w:val="28"/>
-        </w:rPr>
-        <w:t>「成龙」智慧实验室</w:t>
-      </w:r>
-      <w:r>
-        <w:rPr>
-          <w:rFonts w:ascii="宋体" w:eastAsia="宋体" w:hAnsi="宋体" w:cs="宋体" w:hint="eastAsia"/>
-          <w:sz w:val="28"/>
-          <w:szCs w:val="28"/>
-        </w:rPr>
-        <w:t>（以下简称实验室）由C#、Python、C++编写，包含计算机程序、服务器系统、单片机固件和具体的实现方案。实验室</w:t>
+        <w:t>实验平台，旨在让用户通过使用本方案进行自然科学实验，探究自然科学课题。「成龙」智慧实验室（以下简称实验室）由C#、Python、C++编写，包含计算机程序、服务器系统、单片机固件和具体的实现方案。实验室</w:t>
       </w:r>
       <w:r>
         <w:rPr>
@@ -245,7 +229,7 @@
       <w:pPr>
         <w:ind w:firstLineChars="200" w:firstLine="560"/>
         <w:rPr>
-          <w:rFonts w:ascii="宋体" w:eastAsia="宋体" w:hAnsi="宋体" w:cs="宋体"/>
+          <w:rFonts w:ascii="宋体" w:eastAsia="宋体" w:hAnsi="宋体" w:cs="宋体" w:hint="eastAsia"/>
           <w:sz w:val="28"/>
           <w:szCs w:val="28"/>
         </w:rPr>
@@ -327,7 +311,7 @@
           <w:sz w:val="28"/>
           <w:szCs w:val="28"/>
         </w:rPr>
-        <w:t>通过将《元素竞技场》卡牌游戏进行电子化，能进一步推广游戏的应用场景，将原有的课间、课余的线下对战延伸为居家网络对战、校内局域网对战等形式，以电子竞技的形式加强游戏化教学的影响力，以寓教于学的方式帮助学生熟记1至36号元素的一些参数、周期律。</w:t>
+        <w:t>本方案主要研究一种能让学生在</w:t>
       </w:r>
     </w:p>
     <w:p>
@@ -356,44 +340,52 @@
           <w:szCs w:val="28"/>
           <w:lang w:bidi="ar"/>
         </w:rPr>
+        <w:t>3 研究内容</w:t>
+      </w:r>
+    </w:p>
+    <w:p>
+      <w:pPr>
+        <w:ind w:firstLineChars="200" w:firstLine="560"/>
+        <w:rPr>
+          <w:rFonts w:ascii="宋体" w:eastAsia="宋体" w:hAnsi="宋体" w:cs="宋体" w:hint="eastAsia"/>
+          <w:sz w:val="28"/>
+          <w:szCs w:val="28"/>
+        </w:rPr>
+      </w:pPr>
+      <w:r>
+        <w:rPr>
+          <w:rFonts w:ascii="宋体" w:eastAsia="宋体" w:hAnsi="宋体" w:cs="宋体" w:hint="eastAsia"/>
+          <w:sz w:val="28"/>
+          <w:szCs w:val="28"/>
+        </w:rPr>
+        <w:t>基于《元素竞技场》版本3.0的游戏设计，</w:t>
+      </w:r>
+      <w:proofErr w:type="gramStart"/>
+      <w:r>
+        <w:rPr>
+          <w:rFonts w:ascii="宋体" w:eastAsia="宋体" w:hAnsi="宋体" w:cs="宋体" w:hint="eastAsia"/>
+          <w:sz w:val="28"/>
+          <w:szCs w:val="28"/>
+        </w:rPr>
+        <w:t>分为卡</w:t>
+      </w:r>
+      <w:proofErr w:type="gramEnd"/>
+      <w:r>
+        <w:rPr>
+          <w:rFonts w:ascii="宋体" w:eastAsia="宋体" w:hAnsi="宋体" w:cs="宋体" w:hint="eastAsia"/>
+          <w:sz w:val="28"/>
+          <w:szCs w:val="28"/>
+        </w:rPr>
+        <w:t>牌、游戏流程两个方面设计。其中，卡牌又分为元素卡、回合卡，回合卡又分为排</w:t>
+      </w:r>
+      <w:r>
+        <w:rPr>
+          <w:rFonts w:ascii="宋体" w:eastAsia="宋体" w:hAnsi="宋体" w:cs="宋体" w:hint="eastAsia"/>
+          <w:sz w:val="28"/>
+          <w:szCs w:val="28"/>
+        </w:rPr>
         <w:lastRenderedPageBreak/>
-        <w:t>3 研究内容</w:t>
-      </w:r>
-    </w:p>
-    <w:p>
-      <w:pPr>
-        <w:ind w:firstLineChars="200" w:firstLine="560"/>
-        <w:rPr>
-          <w:rFonts w:ascii="宋体" w:eastAsia="宋体" w:hAnsi="宋体" w:cs="宋体" w:hint="eastAsia"/>
-          <w:sz w:val="28"/>
-          <w:szCs w:val="28"/>
-        </w:rPr>
-      </w:pPr>
-      <w:r>
-        <w:rPr>
-          <w:rFonts w:ascii="宋体" w:eastAsia="宋体" w:hAnsi="宋体" w:cs="宋体" w:hint="eastAsia"/>
-          <w:sz w:val="28"/>
-          <w:szCs w:val="28"/>
-        </w:rPr>
-        <w:t>基于《元素竞技场》版本3.0的游戏设计，</w:t>
-      </w:r>
-      <w:proofErr w:type="gramStart"/>
-      <w:r>
-        <w:rPr>
-          <w:rFonts w:ascii="宋体" w:eastAsia="宋体" w:hAnsi="宋体" w:cs="宋体" w:hint="eastAsia"/>
-          <w:sz w:val="28"/>
-          <w:szCs w:val="28"/>
-        </w:rPr>
-        <w:t>分为卡</w:t>
-      </w:r>
-      <w:proofErr w:type="gramEnd"/>
-      <w:r>
-        <w:rPr>
-          <w:rFonts w:ascii="宋体" w:eastAsia="宋体" w:hAnsi="宋体" w:cs="宋体" w:hint="eastAsia"/>
-          <w:sz w:val="28"/>
-          <w:szCs w:val="28"/>
-        </w:rPr>
-        <w:t>牌、游戏流程两个方面设计。其中，卡牌又分为元素卡、回合卡，回合卡又分为排名卡、</w:t>
+        <w:t>名卡、</w:t>
       </w:r>
       <w:proofErr w:type="gramStart"/>
       <w:r>
@@ -782,16 +774,7 @@
                 <w:sz w:val="28"/>
                 <w:szCs w:val="28"/>
               </w:rPr>
-              <w:t>以Socket库为基础，以TCP协议进行网络通信。由于是非盈利项目，元素竞技场不具备搭建匹配服务器、对战服务器的能</w:t>
-            </w:r>
-            <w:r>
-              <w:rPr>
-                <w:rFonts w:ascii="宋体" w:eastAsia="宋体" w:hAnsi="宋体" w:cs="宋体"/>
-                <w:sz w:val="28"/>
-                <w:szCs w:val="28"/>
-              </w:rPr>
-              <w:lastRenderedPageBreak/>
-              <w:t>力。玩家通过局域网或者内网穿透可以互相联机。一场游戏最多4个玩家在场。</w:t>
+              <w:t>以Socket库为基础，以TCP协议进行网络通信。由于是非盈利项目，元素竞技场不具备搭建匹配服务器、对战服务器的能力。玩家通过局域网或者内网穿透可以互相联机。一场游戏最多4个玩家在场。</w:t>
             </w:r>
           </w:p>
         </w:tc>
@@ -817,7 +800,6 @@
                 <w:sz w:val="28"/>
                 <w:szCs w:val="28"/>
               </w:rPr>
-              <w:lastRenderedPageBreak/>
               <w:t>数据库</w:t>
             </w:r>
           </w:p>
@@ -868,6 +850,7 @@
                 <w:sz w:val="28"/>
                 <w:szCs w:val="28"/>
               </w:rPr>
+              <w:lastRenderedPageBreak/>
               <w:t>矢量设计</w:t>
             </w:r>
           </w:p>
@@ -1403,6 +1386,7 @@
   <w:style w:type="character" w:default="1" w:styleId="a0">
     <w:name w:val="Default Paragraph Font"/>
     <w:uiPriority w:val="1"/>
+    <w:semiHidden/>
     <w:unhideWhenUsed/>
   </w:style>
   <w:style w:type="table" w:default="1" w:styleId="a1">
